--- a/HRCP-KKU-Academic/uploads/academic/1/doc_1.docx
+++ b/HRCP-KKU-Academic/uploads/academic/1/doc_1.docx
@@ -85,8 +85,8 @@
         <w:tblLook w:val="04A0" w:firstRow="1" w:lastRow="0" w:firstColumn="1" w:lastColumn="0" w:noHBand="0" w:noVBand="1"/>
       </w:tblPr>
       <w:tblGrid>
-        <w:gridCol w:w="702"/>
-        <w:gridCol w:w="4280"/>
+        <w:gridCol w:w="660"/>
+        <w:gridCol w:w="4322"/>
         <w:gridCol w:w="768"/>
         <w:gridCol w:w="1359"/>
         <w:gridCol w:w="1265"/>
@@ -95,7 +95,7 @@
       <w:tr>
         <w:tc>
           <w:tcPr>
-            <w:tcW w:w="717" w:type="dxa"/>
+            <w:tcW w:w="421" w:type="dxa"/>
             <w:vMerge w:val="restart"/>
           </w:tcPr>
           <w:p>
@@ -126,7 +126,7 @@
         </w:tc>
         <w:tc>
           <w:tcPr>
-            <w:tcW w:w="5398" w:type="dxa"/>
+            <w:tcW w:w="4591" w:type="dxa"/>
             <w:vMerge w:val="restart"/>
           </w:tcPr>
           <w:p>
@@ -157,7 +157,7 @@
         </w:tc>
         <w:tc>
           <w:tcPr>
-            <w:tcW w:w="540" w:type="dxa"/>
+            <w:tcW w:w="738" w:type="dxa"/>
             <w:vMerge w:val="restart"/>
           </w:tcPr>
           <w:p>
@@ -188,7 +188,7 @@
         </w:tc>
         <w:tc>
           <w:tcPr>
-            <w:tcW w:w="1719" w:type="dxa"/>
+            <w:tcW w:w="2624" w:type="dxa"/>
             <w:gridSpan w:val="2"/>
           </w:tcPr>
           <w:p>
@@ -252,7 +252,7 @@
       <w:tr>
         <w:tc>
           <w:tcPr>
-            <w:tcW w:w="717" w:type="dxa"/>
+            <w:tcW w:w="421" w:type="dxa"/>
             <w:vMerge/>
           </w:tcPr>
           <w:p>
@@ -272,7 +272,7 @@
         </w:tc>
         <w:tc>
           <w:tcPr>
-            <w:tcW w:w="5398" w:type="dxa"/>
+            <w:tcW w:w="4591" w:type="dxa"/>
             <w:vMerge/>
           </w:tcPr>
           <w:p>
@@ -291,7 +291,7 @@
         </w:tc>
         <w:tc>
           <w:tcPr>
-            <w:tcW w:w="540" w:type="dxa"/>
+            <w:tcW w:w="738" w:type="dxa"/>
             <w:vMerge/>
           </w:tcPr>
           <w:p>
@@ -310,7 +310,7 @@
         </w:tc>
         <w:tc>
           <w:tcPr>
-            <w:tcW w:w="780" w:type="dxa"/>
+            <w:tcW w:w="1359" w:type="dxa"/>
           </w:tcPr>
           <w:p>
             <w:pPr>
@@ -340,7 +340,7 @@
         </w:tc>
         <w:tc>
           <w:tcPr>
-            <w:tcW w:w="939" w:type="dxa"/>
+            <w:tcW w:w="1265" w:type="dxa"/>
           </w:tcPr>
           <w:p>
             <w:pPr>
@@ -390,7 +390,7 @@
       <w:tr>
         <w:tc>
           <w:tcPr>
-            <w:tcW w:w="717" w:type="dxa"/>
+            <w:tcW w:w="421" w:type="dxa"/>
           </w:tcPr>
           <w:p>
             <w:pPr>
@@ -416,7 +416,7 @@
         </w:tc>
         <w:tc>
           <w:tcPr>
-            <w:tcW w:w="5398" w:type="dxa"/>
+            <w:tcW w:w="4591" w:type="dxa"/>
           </w:tcPr>
           <w:p>
             <w:pPr>
@@ -441,7 +441,7 @@
         </w:tc>
         <w:tc>
           <w:tcPr>
-            <w:tcW w:w="540" w:type="dxa"/>
+            <w:tcW w:w="738" w:type="dxa"/>
           </w:tcPr>
           <w:p>
             <w:pPr>
@@ -467,47 +467,24 @@
         </w:tc>
         <w:tc>
           <w:tcPr>
-            <w:tcW w:w="780" w:type="dxa"/>
-          </w:tcPr>
-          <w:p>
-            <w:pPr>
-              <w:jc w:val="center"/>
-              <w:rPr>
-                <w:rFonts w:ascii="TH Sarabun New" w:hAnsi="TH Sarabun New" w:cs="TH Sarabun New"/>
-                <w:sz w:val="28"/>
-                <w:szCs w:val="28"/>
-                <w:lang w:bidi="th-TH"/>
-              </w:rPr>
-            </w:pPr>
-            <w:r>
-              <w:rPr>
-                <w:rFonts w:ascii="TH Sarabun New" w:hAnsi="TH Sarabun New" w:cs="TH Sarabun New" w:eastAsia="TH Sarabun New"/>
-                <w:sz w:val="28"/>
-                <w:b w:val="off"/>
-              </w:rPr>
-              <w:t/>
-            </w:r>
-          </w:p>
-        </w:tc>
-        <w:tc>
-          <w:tcPr>
-            <w:tcW w:w="939" w:type="dxa"/>
-          </w:tcPr>
-          <w:p>
-            <w:pPr>
-              <w:jc w:val="center"/>
-              <w:rPr>
-                <w:rFonts w:ascii="TH Sarabun New" w:hAnsi="TH Sarabun New" w:cs="TH Sarabun New"/>
-                <w:sz w:val="28"/>
-                <w:szCs w:val="28"/>
-                <w:lang w:bidi="th-TH"/>
-              </w:rPr>
-            </w:pPr>
-            <w:r>
-              <w:rPr>
-                <w:rFonts w:ascii="TH Sarabun New" w:hAnsi="TH Sarabun New" w:cs="TH Sarabun New" w:eastAsia="TH Sarabun New"/>
-                <w:sz w:val="28"/>
-                <w:b w:val="off"/>
+            <w:tcW w:w="1359" w:type="dxa"/>
+          </w:tcPr>
+          <w:p>
+            <w:pPr>
+              <w:jc w:val="center"/>
+              <w:rPr>
+                <w:rFonts w:ascii="TH Sarabun New" w:hAnsi="TH Sarabun New" w:cs="TH Sarabun New"/>
+                <w:sz w:val="28"/>
+                <w:szCs w:val="28"/>
+                <w:lang w:bidi="th-TH"/>
+              </w:rPr>
+            </w:pPr>
+            <w:r>
+              <w:rPr>
+                <w:rFonts w:ascii="TH Sarabun New" w:hAnsi="TH Sarabun New" w:cs="TH Sarabun New"/>
+                <w:sz w:val="28"/>
+                <w:szCs w:val="28"/>
+                <w:lang w:bidi="th-TH"/>
               </w:rPr>
               <w:t>✓</w:t>
             </w:r>
@@ -515,6 +492,31 @@
         </w:tc>
         <w:tc>
           <w:tcPr>
+            <w:tcW w:w="1265" w:type="dxa"/>
+          </w:tcPr>
+          <w:p>
+            <w:pPr>
+              <w:jc w:val="center"/>
+              <w:rPr>
+                <w:rFonts w:ascii="TH Sarabun New" w:hAnsi="TH Sarabun New" w:cs="TH Sarabun New"/>
+                <w:sz w:val="28"/>
+                <w:szCs w:val="28"/>
+                <w:lang w:bidi="th-TH"/>
+              </w:rPr>
+            </w:pPr>
+            <w:r>
+              <w:rPr>
+                <w:rFonts w:ascii="TH Sarabun New" w:hAnsi="TH Sarabun New" w:cs="TH Sarabun New"/>
+                <w:sz w:val="28"/>
+                <w:szCs w:val="28"/>
+                <w:lang w:bidi="th-TH"/>
+              </w:rPr>
+              <w:t/>
+            </w:r>
+          </w:p>
+        </w:tc>
+        <w:tc>
+          <w:tcPr>
             <w:tcW w:w="976" w:type="dxa"/>
           </w:tcPr>
           <w:p>
@@ -528,9 +530,10 @@
             </w:pPr>
             <w:r>
               <w:rPr>
-                <w:rFonts w:ascii="TH Sarabun New" w:hAnsi="TH Sarabun New" w:cs="TH Sarabun New" w:eastAsia="TH Sarabun New"/>
-                <w:sz w:val="28"/>
-                <w:b w:val="off"/>
+                <w:rFonts w:ascii="TH Sarabun New" w:hAnsi="TH Sarabun New" w:cs="TH Sarabun New"/>
+                <w:sz w:val="28"/>
+                <w:szCs w:val="28"/>
+                <w:lang w:bidi="th-TH"/>
               </w:rPr>
               <w:t/>
             </w:r>
@@ -540,7 +543,7 @@
       <w:tr>
         <w:tc>
           <w:tcPr>
-            <w:tcW w:w="717" w:type="dxa"/>
+            <w:tcW w:w="421" w:type="dxa"/>
           </w:tcPr>
           <w:p>
             <w:pPr>
@@ -566,7 +569,7 @@
         </w:tc>
         <w:tc>
           <w:tcPr>
-            <w:tcW w:w="5398" w:type="dxa"/>
+            <w:tcW w:w="4591" w:type="dxa"/>
           </w:tcPr>
           <w:p>
             <w:pPr>
@@ -591,7 +594,7 @@
         </w:tc>
         <w:tc>
           <w:tcPr>
-            <w:tcW w:w="540" w:type="dxa"/>
+            <w:tcW w:w="738" w:type="dxa"/>
           </w:tcPr>
           <w:p>
             <w:pPr>
@@ -617,50 +620,88 @@
         </w:tc>
         <w:tc>
           <w:tcPr>
-            <w:tcW w:w="780" w:type="dxa"/>
-          </w:tcPr>
-          <w:p>
-            <w:pPr>
-              <w:jc w:val="center"/>
-              <w:rPr>
-                <w:rFonts w:ascii="TH Sarabun New" w:hAnsi="TH Sarabun New" w:cs="TH Sarabun New"/>
-                <w:sz w:val="28"/>
-                <w:szCs w:val="28"/>
-                <w:lang w:bidi="th-TH"/>
-              </w:rPr>
-            </w:pPr>
-            <w:r>
-              <w:rPr>
-                <w:rFonts w:ascii="TH Sarabun New" w:hAnsi="TH Sarabun New" w:cs="TH Sarabun New" w:eastAsia="TH Sarabun New"/>
-                <w:sz w:val="28"/>
-                <w:b w:val="off"/>
-              </w:rPr>
-              <w:t/>
-            </w:r>
-          </w:p>
-        </w:tc>
-        <w:tc>
-          <w:tcPr>
-            <w:tcW w:w="939" w:type="dxa"/>
-          </w:tcPr>
-          <w:p>
-            <w:pPr>
-              <w:jc w:val="center"/>
-              <w:rPr>
-                <w:rFonts w:ascii="TH Sarabun New" w:hAnsi="TH Sarabun New" w:cs="TH Sarabun New"/>
-                <w:sz w:val="28"/>
-                <w:szCs w:val="28"/>
-                <w:lang w:bidi="th-TH"/>
-              </w:rPr>
-            </w:pPr>
-            <w:r>
-              <w:rPr>
-                <w:rFonts w:ascii="TH Sarabun New" w:hAnsi="TH Sarabun New" w:cs="TH Sarabun New" w:eastAsia="TH Sarabun New"/>
-                <w:sz w:val="28"/>
-                <w:b w:val="off"/>
+            <w:tcW w:w="1359" w:type="dxa"/>
+          </w:tcPr>
+          <w:p>
+            <w:pPr>
+              <w:jc w:val="center"/>
+              <w:rPr>
+                <w:rFonts w:ascii="TH Sarabun New" w:hAnsi="TH Sarabun New" w:cs="TH Sarabun New"/>
+                <w:sz w:val="28"/>
+                <w:szCs w:val="28"/>
+                <w:lang w:bidi="th-TH"/>
+              </w:rPr>
+            </w:pPr>
+            <w:r>
+              <w:rPr>
+                <w:rFonts w:ascii="TH Sarabun New" w:hAnsi="TH Sarabun New" w:cs="TH Sarabun New"/>
+                <w:sz w:val="28"/>
+                <w:szCs w:val="28"/>
+                <w:lang w:bidi="th-TH"/>
               </w:rPr>
               <w:t>✓</w:t>
             </w:r>
+            <w:r>
+              <w:rPr>
+                <w:rFonts w:ascii="TH Sarabun New" w:hAnsi="TH Sarabun New" w:cs="TH Sarabun New"/>
+                <w:sz w:val="28"/>
+                <w:szCs w:val="28"/>
+                <w:lang w:bidi="th-TH"/>
+              </w:rPr>
+              <w:t/>
+            </w:r>
+            <w:r>
+              <w:rPr>
+                <w:rFonts w:ascii="TH Sarabun New" w:hAnsi="TH Sarabun New" w:cs="TH Sarabun New"/>
+                <w:sz w:val="28"/>
+                <w:szCs w:val="28"/>
+                <w:lang w:bidi="th-TH"/>
+              </w:rPr>
+              <w:t/>
+            </w:r>
+          </w:p>
+        </w:tc>
+        <w:tc>
+          <w:tcPr>
+            <w:tcW w:w="1265" w:type="dxa"/>
+          </w:tcPr>
+          <w:p>
+            <w:pPr>
+              <w:jc w:val="center"/>
+              <w:rPr>
+                <w:rFonts w:ascii="TH Sarabun New" w:hAnsi="TH Sarabun New" w:cs="TH Sarabun New"/>
+                <w:sz w:val="28"/>
+                <w:szCs w:val="28"/>
+                <w:lang w:bidi="th-TH"/>
+              </w:rPr>
+            </w:pPr>
+            <w:r>
+              <w:rPr>
+                <w:rFonts w:ascii="TH Sarabun New" w:hAnsi="TH Sarabun New" w:cs="TH Sarabun New"/>
+                <w:sz w:val="28"/>
+                <w:szCs w:val="28"/>
+                <w:lang w:bidi="th-TH"/>
+              </w:rPr>
+              <w:t/>
+            </w:r>
+            <w:r>
+              <w:rPr>
+                <w:rFonts w:ascii="TH Sarabun New" w:hAnsi="TH Sarabun New" w:cs="TH Sarabun New"/>
+                <w:sz w:val="28"/>
+                <w:szCs w:val="28"/>
+                <w:lang w:bidi="th-TH"/>
+              </w:rPr>
+              <w:t/>
+            </w:r>
+            <w:r>
+              <w:rPr>
+                <w:rFonts w:ascii="TH Sarabun New" w:hAnsi="TH Sarabun New" w:cs="TH Sarabun New"/>
+                <w:sz w:val="28"/>
+                <w:szCs w:val="28"/>
+                <w:lang w:bidi="th-TH"/>
+              </w:rPr>
+              <w:t/>
+            </w:r>
           </w:p>
         </w:tc>
         <w:tc>
@@ -678,9 +719,28 @@
             </w:pPr>
             <w:r>
               <w:rPr>
-                <w:rFonts w:ascii="TH Sarabun New" w:hAnsi="TH Sarabun New" w:cs="TH Sarabun New" w:eastAsia="TH Sarabun New"/>
-                <w:sz w:val="28"/>
-                <w:b w:val="off"/>
+                <w:rFonts w:ascii="TH Sarabun New" w:hAnsi="TH Sarabun New" w:cs="TH Sarabun New"/>
+                <w:sz w:val="28"/>
+                <w:szCs w:val="28"/>
+                <w:lang w:bidi="th-TH"/>
+              </w:rPr>
+              <w:t/>
+            </w:r>
+            <w:r>
+              <w:rPr>
+                <w:rFonts w:ascii="TH Sarabun New" w:hAnsi="TH Sarabun New" w:cs="TH Sarabun New"/>
+                <w:sz w:val="28"/>
+                <w:szCs w:val="28"/>
+                <w:lang w:bidi="th-TH"/>
+              </w:rPr>
+              <w:t/>
+            </w:r>
+            <w:r>
+              <w:rPr>
+                <w:rFonts w:ascii="TH Sarabun New" w:hAnsi="TH Sarabun New" w:cs="TH Sarabun New"/>
+                <w:sz w:val="28"/>
+                <w:szCs w:val="28"/>
+                <w:lang w:bidi="th-TH"/>
               </w:rPr>
               <w:t/>
             </w:r>
@@ -690,7 +750,7 @@
       <w:tr>
         <w:tc>
           <w:tcPr>
-            <w:tcW w:w="717" w:type="dxa"/>
+            <w:tcW w:w="421" w:type="dxa"/>
           </w:tcPr>
           <w:p>
             <w:pPr>
@@ -716,7 +776,7 @@
         </w:tc>
         <w:tc>
           <w:tcPr>
-            <w:tcW w:w="5398" w:type="dxa"/>
+            <w:tcW w:w="4591" w:type="dxa"/>
           </w:tcPr>
           <w:p>
             <w:pPr>
@@ -751,7 +811,7 @@
         </w:tc>
         <w:tc>
           <w:tcPr>
-            <w:tcW w:w="540" w:type="dxa"/>
+            <w:tcW w:w="738" w:type="dxa"/>
           </w:tcPr>
           <w:p>
             <w:pPr>
@@ -777,50 +837,88 @@
         </w:tc>
         <w:tc>
           <w:tcPr>
-            <w:tcW w:w="780" w:type="dxa"/>
-          </w:tcPr>
-          <w:p>
-            <w:pPr>
-              <w:jc w:val="center"/>
-              <w:rPr>
-                <w:rFonts w:ascii="TH Sarabun New" w:hAnsi="TH Sarabun New" w:cs="TH Sarabun New"/>
-                <w:sz w:val="28"/>
-                <w:szCs w:val="28"/>
-                <w:lang w:bidi="th-TH"/>
-              </w:rPr>
-            </w:pPr>
-            <w:r>
-              <w:rPr>
-                <w:rFonts w:ascii="TH Sarabun New" w:hAnsi="TH Sarabun New" w:cs="TH Sarabun New" w:eastAsia="TH Sarabun New"/>
-                <w:sz w:val="28"/>
-                <w:b w:val="off"/>
-              </w:rPr>
-              <w:t/>
-            </w:r>
-          </w:p>
-        </w:tc>
-        <w:tc>
-          <w:tcPr>
-            <w:tcW w:w="939" w:type="dxa"/>
-          </w:tcPr>
-          <w:p>
-            <w:pPr>
-              <w:jc w:val="center"/>
-              <w:rPr>
-                <w:rFonts w:ascii="TH Sarabun New" w:hAnsi="TH Sarabun New" w:cs="TH Sarabun New"/>
-                <w:sz w:val="28"/>
-                <w:szCs w:val="28"/>
-                <w:lang w:bidi="th-TH"/>
-              </w:rPr>
-            </w:pPr>
-            <w:r>
-              <w:rPr>
-                <w:rFonts w:ascii="TH Sarabun New" w:hAnsi="TH Sarabun New" w:cs="TH Sarabun New" w:eastAsia="TH Sarabun New"/>
-                <w:sz w:val="28"/>
-                <w:b w:val="off"/>
+            <w:tcW w:w="1359" w:type="dxa"/>
+          </w:tcPr>
+          <w:p>
+            <w:pPr>
+              <w:jc w:val="center"/>
+              <w:rPr>
+                <w:rFonts w:ascii="TH Sarabun New" w:hAnsi="TH Sarabun New" w:cs="TH Sarabun New"/>
+                <w:sz w:val="28"/>
+                <w:szCs w:val="28"/>
+                <w:lang w:bidi="th-TH"/>
+              </w:rPr>
+            </w:pPr>
+            <w:r>
+              <w:rPr>
+                <w:rFonts w:ascii="TH Sarabun New" w:hAnsi="TH Sarabun New" w:cs="TH Sarabun New"/>
+                <w:sz w:val="28"/>
+                <w:szCs w:val="28"/>
+                <w:lang w:bidi="th-TH"/>
               </w:rPr>
               <w:t>✓</w:t>
             </w:r>
+            <w:r>
+              <w:rPr>
+                <w:rFonts w:ascii="TH Sarabun New" w:hAnsi="TH Sarabun New" w:cs="TH Sarabun New"/>
+                <w:sz w:val="28"/>
+                <w:szCs w:val="28"/>
+                <w:lang w:bidi="th-TH"/>
+              </w:rPr>
+              <w:t/>
+            </w:r>
+            <w:r>
+              <w:rPr>
+                <w:rFonts w:ascii="TH Sarabun New" w:hAnsi="TH Sarabun New" w:cs="TH Sarabun New"/>
+                <w:sz w:val="28"/>
+                <w:szCs w:val="28"/>
+                <w:lang w:bidi="th-TH"/>
+              </w:rPr>
+              <w:t/>
+            </w:r>
+          </w:p>
+        </w:tc>
+        <w:tc>
+          <w:tcPr>
+            <w:tcW w:w="1265" w:type="dxa"/>
+          </w:tcPr>
+          <w:p>
+            <w:pPr>
+              <w:jc w:val="center"/>
+              <w:rPr>
+                <w:rFonts w:ascii="TH Sarabun New" w:hAnsi="TH Sarabun New" w:cs="TH Sarabun New"/>
+                <w:sz w:val="28"/>
+                <w:szCs w:val="28"/>
+                <w:lang w:bidi="th-TH"/>
+              </w:rPr>
+            </w:pPr>
+            <w:r>
+              <w:rPr>
+                <w:rFonts w:ascii="TH Sarabun New" w:hAnsi="TH Sarabun New" w:cs="TH Sarabun New"/>
+                <w:sz w:val="28"/>
+                <w:szCs w:val="28"/>
+                <w:lang w:bidi="th-TH"/>
+              </w:rPr>
+              <w:t/>
+            </w:r>
+            <w:r>
+              <w:rPr>
+                <w:rFonts w:ascii="TH Sarabun New" w:hAnsi="TH Sarabun New" w:cs="TH Sarabun New"/>
+                <w:sz w:val="28"/>
+                <w:szCs w:val="28"/>
+                <w:lang w:bidi="th-TH"/>
+              </w:rPr>
+              <w:t/>
+            </w:r>
+            <w:r>
+              <w:rPr>
+                <w:rFonts w:ascii="TH Sarabun New" w:hAnsi="TH Sarabun New" w:cs="TH Sarabun New"/>
+                <w:sz w:val="28"/>
+                <w:szCs w:val="28"/>
+                <w:lang w:bidi="th-TH"/>
+              </w:rPr>
+              <w:t/>
+            </w:r>
           </w:p>
         </w:tc>
         <w:tc>
@@ -838,9 +936,28 @@
             </w:pPr>
             <w:r>
               <w:rPr>
-                <w:rFonts w:ascii="TH Sarabun New" w:hAnsi="TH Sarabun New" w:cs="TH Sarabun New" w:eastAsia="TH Sarabun New"/>
-                <w:sz w:val="28"/>
-                <w:b w:val="off"/>
+                <w:rFonts w:ascii="TH Sarabun New" w:hAnsi="TH Sarabun New" w:cs="TH Sarabun New"/>
+                <w:sz w:val="28"/>
+                <w:szCs w:val="28"/>
+                <w:lang w:bidi="th-TH"/>
+              </w:rPr>
+              <w:t/>
+            </w:r>
+            <w:r>
+              <w:rPr>
+                <w:rFonts w:ascii="TH Sarabun New" w:hAnsi="TH Sarabun New" w:cs="TH Sarabun New"/>
+                <w:sz w:val="28"/>
+                <w:szCs w:val="28"/>
+                <w:lang w:bidi="th-TH"/>
+              </w:rPr>
+              <w:t/>
+            </w:r>
+            <w:r>
+              <w:rPr>
+                <w:rFonts w:ascii="TH Sarabun New" w:hAnsi="TH Sarabun New" w:cs="TH Sarabun New"/>
+                <w:sz w:val="28"/>
+                <w:szCs w:val="28"/>
+                <w:lang w:bidi="th-TH"/>
               </w:rPr>
               <w:t/>
             </w:r>
@@ -850,7 +967,7 @@
       <w:tr>
         <w:tc>
           <w:tcPr>
-            <w:tcW w:w="717" w:type="dxa"/>
+            <w:tcW w:w="421" w:type="dxa"/>
           </w:tcPr>
           <w:p>
             <w:pPr>
@@ -876,7 +993,7 @@
         </w:tc>
         <w:tc>
           <w:tcPr>
-            <w:tcW w:w="5398" w:type="dxa"/>
+            <w:tcW w:w="4591" w:type="dxa"/>
           </w:tcPr>
           <w:p>
             <w:pPr>
@@ -921,7 +1038,7 @@
         </w:tc>
         <w:tc>
           <w:tcPr>
-            <w:tcW w:w="540" w:type="dxa"/>
+            <w:tcW w:w="738" w:type="dxa"/>
           </w:tcPr>
           <w:p>
             <w:pPr>
@@ -947,50 +1064,88 @@
         </w:tc>
         <w:tc>
           <w:tcPr>
-            <w:tcW w:w="780" w:type="dxa"/>
-          </w:tcPr>
-          <w:p>
-            <w:pPr>
-              <w:jc w:val="center"/>
-              <w:rPr>
-                <w:rFonts w:ascii="TH Sarabun New" w:hAnsi="TH Sarabun New" w:cs="TH Sarabun New"/>
-                <w:sz w:val="28"/>
-                <w:szCs w:val="28"/>
-                <w:lang w:bidi="th-TH"/>
-              </w:rPr>
-            </w:pPr>
-            <w:r>
-              <w:rPr>
-                <w:rFonts w:ascii="TH Sarabun New" w:hAnsi="TH Sarabun New" w:cs="TH Sarabun New" w:eastAsia="TH Sarabun New"/>
-                <w:sz w:val="28"/>
-                <w:b w:val="off"/>
-              </w:rPr>
-              <w:t/>
-            </w:r>
-          </w:p>
-        </w:tc>
-        <w:tc>
-          <w:tcPr>
-            <w:tcW w:w="939" w:type="dxa"/>
-          </w:tcPr>
-          <w:p>
-            <w:pPr>
-              <w:jc w:val="center"/>
-              <w:rPr>
-                <w:rFonts w:ascii="TH Sarabun New" w:hAnsi="TH Sarabun New" w:cs="TH Sarabun New"/>
-                <w:sz w:val="28"/>
-                <w:szCs w:val="28"/>
-                <w:lang w:bidi="th-TH"/>
-              </w:rPr>
-            </w:pPr>
-            <w:r>
-              <w:rPr>
-                <w:rFonts w:ascii="TH Sarabun New" w:hAnsi="TH Sarabun New" w:cs="TH Sarabun New" w:eastAsia="TH Sarabun New"/>
-                <w:sz w:val="28"/>
-                <w:b w:val="off"/>
+            <w:tcW w:w="1359" w:type="dxa"/>
+          </w:tcPr>
+          <w:p>
+            <w:pPr>
+              <w:jc w:val="center"/>
+              <w:rPr>
+                <w:rFonts w:ascii="TH Sarabun New" w:hAnsi="TH Sarabun New" w:cs="TH Sarabun New"/>
+                <w:sz w:val="28"/>
+                <w:szCs w:val="28"/>
+                <w:lang w:bidi="th-TH"/>
+              </w:rPr>
+            </w:pPr>
+            <w:r>
+              <w:rPr>
+                <w:rFonts w:ascii="TH Sarabun New" w:hAnsi="TH Sarabun New" w:cs="TH Sarabun New"/>
+                <w:sz w:val="28"/>
+                <w:szCs w:val="28"/>
+                <w:lang w:bidi="th-TH"/>
               </w:rPr>
               <w:t>✓</w:t>
             </w:r>
+            <w:r>
+              <w:rPr>
+                <w:rFonts w:ascii="TH Sarabun New" w:hAnsi="TH Sarabun New" w:cs="TH Sarabun New"/>
+                <w:sz w:val="28"/>
+                <w:szCs w:val="28"/>
+                <w:lang w:bidi="th-TH"/>
+              </w:rPr>
+              <w:t/>
+            </w:r>
+            <w:r>
+              <w:rPr>
+                <w:rFonts w:ascii="TH Sarabun New" w:hAnsi="TH Sarabun New" w:cs="TH Sarabun New"/>
+                <w:sz w:val="28"/>
+                <w:szCs w:val="28"/>
+                <w:lang w:bidi="th-TH"/>
+              </w:rPr>
+              <w:t/>
+            </w:r>
+          </w:p>
+        </w:tc>
+        <w:tc>
+          <w:tcPr>
+            <w:tcW w:w="1265" w:type="dxa"/>
+          </w:tcPr>
+          <w:p>
+            <w:pPr>
+              <w:jc w:val="center"/>
+              <w:rPr>
+                <w:rFonts w:ascii="TH Sarabun New" w:hAnsi="TH Sarabun New" w:cs="TH Sarabun New"/>
+                <w:sz w:val="28"/>
+                <w:szCs w:val="28"/>
+                <w:lang w:bidi="th-TH"/>
+              </w:rPr>
+            </w:pPr>
+            <w:r>
+              <w:rPr>
+                <w:rFonts w:ascii="TH Sarabun New" w:hAnsi="TH Sarabun New" w:cs="TH Sarabun New"/>
+                <w:sz w:val="28"/>
+                <w:szCs w:val="28"/>
+                <w:lang w:bidi="th-TH"/>
+              </w:rPr>
+              <w:t/>
+            </w:r>
+            <w:r>
+              <w:rPr>
+                <w:rFonts w:ascii="TH Sarabun New" w:hAnsi="TH Sarabun New" w:cs="TH Sarabun New"/>
+                <w:sz w:val="28"/>
+                <w:szCs w:val="28"/>
+                <w:lang w:bidi="th-TH"/>
+              </w:rPr>
+              <w:t/>
+            </w:r>
+            <w:r>
+              <w:rPr>
+                <w:rFonts w:ascii="TH Sarabun New" w:hAnsi="TH Sarabun New" w:cs="TH Sarabun New"/>
+                <w:sz w:val="28"/>
+                <w:szCs w:val="28"/>
+                <w:lang w:bidi="th-TH"/>
+              </w:rPr>
+              <w:t/>
+            </w:r>
           </w:p>
         </w:tc>
         <w:tc>
@@ -1008,9 +1163,28 @@
             </w:pPr>
             <w:r>
               <w:rPr>
-                <w:rFonts w:ascii="TH Sarabun New" w:hAnsi="TH Sarabun New" w:cs="TH Sarabun New" w:eastAsia="TH Sarabun New"/>
-                <w:sz w:val="28"/>
-                <w:b w:val="off"/>
+                <w:rFonts w:ascii="TH Sarabun New" w:hAnsi="TH Sarabun New" w:cs="TH Sarabun New"/>
+                <w:sz w:val="28"/>
+                <w:szCs w:val="28"/>
+                <w:lang w:bidi="th-TH"/>
+              </w:rPr>
+              <w:t/>
+            </w:r>
+            <w:r>
+              <w:rPr>
+                <w:rFonts w:ascii="TH Sarabun New" w:hAnsi="TH Sarabun New" w:cs="TH Sarabun New"/>
+                <w:sz w:val="28"/>
+                <w:szCs w:val="28"/>
+                <w:lang w:bidi="th-TH"/>
+              </w:rPr>
+              <w:t/>
+            </w:r>
+            <w:r>
+              <w:rPr>
+                <w:rFonts w:ascii="TH Sarabun New" w:hAnsi="TH Sarabun New" w:cs="TH Sarabun New"/>
+                <w:sz w:val="28"/>
+                <w:szCs w:val="28"/>
+                <w:lang w:bidi="th-TH"/>
               </w:rPr>
               <w:t/>
             </w:r>
@@ -1020,7 +1194,7 @@
       <w:tr>
         <w:tc>
           <w:tcPr>
-            <w:tcW w:w="717" w:type="dxa"/>
+            <w:tcW w:w="421" w:type="dxa"/>
           </w:tcPr>
           <w:p>
             <w:pPr>
@@ -1046,7 +1220,7 @@
         </w:tc>
         <w:tc>
           <w:tcPr>
-            <w:tcW w:w="5398" w:type="dxa"/>
+            <w:tcW w:w="4591" w:type="dxa"/>
           </w:tcPr>
           <w:p>
             <w:pPr>
@@ -1071,7 +1245,7 @@
         </w:tc>
         <w:tc>
           <w:tcPr>
-            <w:tcW w:w="540" w:type="dxa"/>
+            <w:tcW w:w="738" w:type="dxa"/>
           </w:tcPr>
           <w:p>
             <w:pPr>
@@ -1097,50 +1271,88 @@
         </w:tc>
         <w:tc>
           <w:tcPr>
-            <w:tcW w:w="780" w:type="dxa"/>
-          </w:tcPr>
-          <w:p>
-            <w:pPr>
-              <w:jc w:val="center"/>
-              <w:rPr>
-                <w:rFonts w:ascii="TH Sarabun New" w:hAnsi="TH Sarabun New" w:cs="TH Sarabun New"/>
-                <w:sz w:val="28"/>
-                <w:szCs w:val="28"/>
-                <w:lang w:bidi="th-TH"/>
-              </w:rPr>
-            </w:pPr>
-            <w:r>
-              <w:rPr>
-                <w:rFonts w:ascii="TH Sarabun New" w:hAnsi="TH Sarabun New" w:cs="TH Sarabun New" w:eastAsia="TH Sarabun New"/>
-                <w:sz w:val="28"/>
-                <w:b w:val="off"/>
-              </w:rPr>
-              <w:t/>
-            </w:r>
-          </w:p>
-        </w:tc>
-        <w:tc>
-          <w:tcPr>
-            <w:tcW w:w="939" w:type="dxa"/>
-          </w:tcPr>
-          <w:p>
-            <w:pPr>
-              <w:jc w:val="center"/>
-              <w:rPr>
-                <w:rFonts w:ascii="TH Sarabun New" w:hAnsi="TH Sarabun New" w:cs="TH Sarabun New"/>
-                <w:sz w:val="28"/>
-                <w:szCs w:val="28"/>
-                <w:lang w:bidi="th-TH"/>
-              </w:rPr>
-            </w:pPr>
-            <w:r>
-              <w:rPr>
-                <w:rFonts w:ascii="TH Sarabun New" w:hAnsi="TH Sarabun New" w:cs="TH Sarabun New" w:eastAsia="TH Sarabun New"/>
-                <w:sz w:val="28"/>
-                <w:b w:val="off"/>
+            <w:tcW w:w="1359" w:type="dxa"/>
+          </w:tcPr>
+          <w:p>
+            <w:pPr>
+              <w:jc w:val="center"/>
+              <w:rPr>
+                <w:rFonts w:ascii="TH Sarabun New" w:hAnsi="TH Sarabun New" w:cs="TH Sarabun New"/>
+                <w:sz w:val="28"/>
+                <w:szCs w:val="28"/>
+                <w:lang w:bidi="th-TH"/>
+              </w:rPr>
+            </w:pPr>
+            <w:r>
+              <w:rPr>
+                <w:rFonts w:ascii="TH Sarabun New" w:hAnsi="TH Sarabun New" w:cs="TH Sarabun New"/>
+                <w:sz w:val="28"/>
+                <w:szCs w:val="28"/>
+                <w:lang w:bidi="th-TH"/>
               </w:rPr>
               <w:t>✓</w:t>
             </w:r>
+            <w:r>
+              <w:rPr>
+                <w:rFonts w:ascii="TH Sarabun New" w:hAnsi="TH Sarabun New" w:cs="TH Sarabun New"/>
+                <w:sz w:val="28"/>
+                <w:szCs w:val="28"/>
+                <w:lang w:bidi="th-TH"/>
+              </w:rPr>
+              <w:t/>
+            </w:r>
+            <w:r>
+              <w:rPr>
+                <w:rFonts w:ascii="TH Sarabun New" w:hAnsi="TH Sarabun New" w:cs="TH Sarabun New"/>
+                <w:sz w:val="28"/>
+                <w:szCs w:val="28"/>
+                <w:lang w:bidi="th-TH"/>
+              </w:rPr>
+              <w:t/>
+            </w:r>
+          </w:p>
+        </w:tc>
+        <w:tc>
+          <w:tcPr>
+            <w:tcW w:w="1265" w:type="dxa"/>
+          </w:tcPr>
+          <w:p>
+            <w:pPr>
+              <w:jc w:val="center"/>
+              <w:rPr>
+                <w:rFonts w:ascii="TH Sarabun New" w:hAnsi="TH Sarabun New" w:cs="TH Sarabun New"/>
+                <w:sz w:val="28"/>
+                <w:szCs w:val="28"/>
+                <w:lang w:bidi="th-TH"/>
+              </w:rPr>
+            </w:pPr>
+            <w:r>
+              <w:rPr>
+                <w:rFonts w:ascii="TH Sarabun New" w:hAnsi="TH Sarabun New" w:cs="TH Sarabun New"/>
+                <w:sz w:val="28"/>
+                <w:szCs w:val="28"/>
+                <w:lang w:bidi="th-TH"/>
+              </w:rPr>
+              <w:t/>
+            </w:r>
+            <w:r>
+              <w:rPr>
+                <w:rFonts w:ascii="TH Sarabun New" w:hAnsi="TH Sarabun New" w:cs="TH Sarabun New"/>
+                <w:sz w:val="28"/>
+                <w:szCs w:val="28"/>
+                <w:lang w:bidi="th-TH"/>
+              </w:rPr>
+              <w:t/>
+            </w:r>
+            <w:r>
+              <w:rPr>
+                <w:rFonts w:ascii="TH Sarabun New" w:hAnsi="TH Sarabun New" w:cs="TH Sarabun New"/>
+                <w:sz w:val="28"/>
+                <w:szCs w:val="28"/>
+                <w:lang w:bidi="th-TH"/>
+              </w:rPr>
+              <w:t/>
+            </w:r>
           </w:p>
         </w:tc>
         <w:tc>
@@ -1158,9 +1370,28 @@
             </w:pPr>
             <w:r>
               <w:rPr>
-                <w:rFonts w:ascii="TH Sarabun New" w:hAnsi="TH Sarabun New" w:cs="TH Sarabun New" w:eastAsia="TH Sarabun New"/>
-                <w:sz w:val="28"/>
-                <w:b w:val="off"/>
+                <w:rFonts w:ascii="TH Sarabun New" w:hAnsi="TH Sarabun New" w:cs="TH Sarabun New"/>
+                <w:sz w:val="28"/>
+                <w:szCs w:val="28"/>
+                <w:lang w:bidi="th-TH"/>
+              </w:rPr>
+              <w:t/>
+            </w:r>
+            <w:r>
+              <w:rPr>
+                <w:rFonts w:ascii="TH Sarabun New" w:hAnsi="TH Sarabun New" w:cs="TH Sarabun New"/>
+                <w:sz w:val="28"/>
+                <w:szCs w:val="28"/>
+                <w:lang w:bidi="th-TH"/>
+              </w:rPr>
+              <w:t/>
+            </w:r>
+            <w:r>
+              <w:rPr>
+                <w:rFonts w:ascii="TH Sarabun New" w:hAnsi="TH Sarabun New" w:cs="TH Sarabun New"/>
+                <w:sz w:val="28"/>
+                <w:szCs w:val="28"/>
+                <w:lang w:bidi="th-TH"/>
               </w:rPr>
               <w:t/>
             </w:r>
@@ -1198,7 +1429,7 @@
       <w:pPr>
         <w:spacing w:after="0"/>
         <w:rPr>
-          <w:rFonts w:ascii="TH Sarabun New" w:hAnsi="TH Sarabun New" w:cs="TH Sarabun New"/>
+          <w:rFonts w:ascii="TH Sarabun New" w:hAnsi="TH Sarabun New" w:cs="TH Sarabun New" w:hint="cs"/>
           <w:b/>
           <w:bCs/>
           <w:sz w:val="32"/>
@@ -1239,22 +1470,68 @@
               <w:jc w:val="center"/>
               <w:rPr>
                 <w:rFonts w:ascii="TH Sarabun New" w:hAnsi="TH Sarabun New" w:cs="TH Sarabun New"/>
-                <w:b/>
-                <w:bCs/>
                 <w:sz w:val="32"/>
                 <w:szCs w:val="32"/>
                 <w:lang w:bidi="th-TH"/>
               </w:rPr>
             </w:pPr>
+            <w:r>
+              <w:rPr>
+                <w:rFonts w:ascii="TH Sarabun New" w:hAnsi="TH Sarabun New" w:cs="TH Sarabun New" w:hint="cs"/>
+                <w:sz w:val="32"/>
+                <w:szCs w:val="32"/>
+                <w:cs/>
+                <w:lang w:bidi="th-TH"/>
+              </w:rPr>
+              <w:t>(</w:t>
+            </w:r>
+            <w:r>
+              <w:rPr>
+                <w:rFonts w:ascii="TH Sarabun New" w:hAnsi="TH Sarabun New" w:cs="TH Sarabun New"/>
+                <w:sz w:val="32"/>
+                <w:szCs w:val="32"/>
+                <w:lang w:bidi="th-TH"/>
+              </w:rPr>
+              <w:t/>
+            </w:r>
+            <w:r>
+              <w:rPr>
+                <w:rFonts w:ascii="TH Sarabun New" w:hAnsi="TH Sarabun New" w:cs="TH Sarabun New"/>
+                <w:sz w:val="32"/>
+                <w:szCs w:val="32"/>
+                <w:lang w:bidi="th-TH"/>
+              </w:rPr>
+              <w:t>ผู้ช่วยศาสตราจารย์ปาณวัฒน์ จันทร์ทองหลาง</w:t>
+            </w:r>
             <w:proofErr w:type="spellStart"/>
+            <w:r>
+              <w:rPr>
+                <w:rFonts w:ascii="TH Sarabun New" w:hAnsi="TH Sarabun New" w:cs="TH Sarabun New"/>
+                <w:sz w:val="32"/>
+                <w:szCs w:val="32"/>
+                <w:lang w:bidi="th-TH"/>
+              </w:rPr>
+              <w:t/>
+            </w:r>
             <w:proofErr w:type="spellEnd"/>
             <w:r>
               <w:rPr>
-                <w:rFonts w:ascii="TH Sarabun New" w:hAnsi="TH Sarabun New" w:cs="TH Sarabun New" w:eastAsia="TH Sarabun New"/>
+                <w:rFonts w:ascii="TH Sarabun New" w:hAnsi="TH Sarabun New" w:cs="TH Sarabun New"/>
                 <w:sz w:val="32"/>
-                <w:b w:val="off"/>
-              </w:rPr>
-              <w:t>()</w:t>
+                <w:szCs w:val="32"/>
+                <w:lang w:bidi="th-TH"/>
+              </w:rPr>
+              <w:t/>
+            </w:r>
+            <w:r>
+              <w:rPr>
+                <w:rFonts w:ascii="TH Sarabun New" w:hAnsi="TH Sarabun New" w:cs="TH Sarabun New" w:hint="cs"/>
+                <w:sz w:val="32"/>
+                <w:szCs w:val="32"/>
+                <w:cs/>
+                <w:lang w:bidi="th-TH"/>
+              </w:rPr>
+              <w:t>)</w:t>
             </w:r>
           </w:p>
         </w:tc>
